--- a/hw4/DLIC Homework 4.docx
+++ b/hw4/DLIC Homework 4.docx
@@ -132,7 +132,7 @@
     <w:p>
       <w:pPr>
         <w:rPr>
-          <w:rFonts w:ascii="新細明體" w:eastAsia="新細明體" w:hAnsi="新細明體" w:hint="eastAsia"/>
+          <w:rFonts w:ascii="新細明體" w:eastAsia="新細明體" w:hAnsi="新細明體"/>
           <w:lang w:eastAsia="zh-TW"/>
         </w:rPr>
       </w:pPr>
@@ -183,7 +183,7 @@
             <w:pPr>
               <w:jc w:val="center"/>
               <w:rPr>
-                <w:rFonts w:ascii="新細明體" w:eastAsia="新細明體" w:hAnsi="新細明體" w:hint="eastAsia"/>
+                <w:rFonts w:ascii="新細明體" w:eastAsia="新細明體" w:hAnsi="新細明體"/>
                 <w:lang w:eastAsia="zh-TW"/>
               </w:rPr>
             </w:pPr>
@@ -220,7 +220,7 @@
             <w:pPr>
               <w:jc w:val="center"/>
               <w:rPr>
-                <w:rFonts w:ascii="新細明體" w:eastAsia="新細明體" w:hAnsi="新細明體" w:hint="eastAsia"/>
+                <w:rFonts w:ascii="新細明體" w:eastAsia="新細明體" w:hAnsi="新細明體"/>
                 <w:lang w:eastAsia="zh-TW"/>
               </w:rPr>
             </w:pPr>
@@ -257,7 +257,7 @@
             <w:pPr>
               <w:jc w:val="center"/>
               <w:rPr>
-                <w:rFonts w:ascii="新細明體" w:eastAsia="新細明體" w:hAnsi="新細明體" w:hint="eastAsia"/>
+                <w:rFonts w:ascii="新細明體" w:eastAsia="新細明體" w:hAnsi="新細明體"/>
                 <w:lang w:eastAsia="zh-TW"/>
               </w:rPr>
             </w:pPr>
@@ -278,7 +278,7 @@
             <w:pPr>
               <w:jc w:val="center"/>
               <w:rPr>
-                <w:rFonts w:ascii="新細明體" w:eastAsia="新細明體" w:hAnsi="新細明體" w:hint="eastAsia"/>
+                <w:rFonts w:ascii="新細明體" w:eastAsia="新細明體" w:hAnsi="新細明體"/>
                 <w:lang w:eastAsia="zh-TW"/>
               </w:rPr>
             </w:pPr>
@@ -315,7 +315,7 @@
             <w:pPr>
               <w:jc w:val="center"/>
               <w:rPr>
-                <w:rFonts w:ascii="新細明體" w:eastAsia="新細明體" w:hAnsi="新細明體" w:hint="eastAsia"/>
+                <w:rFonts w:ascii="新細明體" w:eastAsia="新細明體" w:hAnsi="新細明體"/>
                 <w:lang w:eastAsia="zh-TW"/>
               </w:rPr>
             </w:pPr>
@@ -352,7 +352,7 @@
             <w:pPr>
               <w:jc w:val="center"/>
               <w:rPr>
-                <w:rFonts w:ascii="新細明體" w:eastAsia="新細明體" w:hAnsi="新細明體" w:hint="eastAsia"/>
+                <w:rFonts w:ascii="新細明體" w:eastAsia="新細明體" w:hAnsi="新細明體"/>
                 <w:lang w:eastAsia="zh-TW"/>
               </w:rPr>
             </w:pPr>
@@ -375,7 +375,7 @@
             <w:pPr>
               <w:jc w:val="center"/>
               <w:rPr>
-                <w:rFonts w:ascii="新細明體" w:eastAsia="新細明體" w:hAnsi="新細明體" w:hint="eastAsia"/>
+                <w:rFonts w:ascii="新細明體" w:eastAsia="新細明體" w:hAnsi="新細明體"/>
                 <w:lang w:eastAsia="zh-TW"/>
               </w:rPr>
             </w:pPr>
@@ -396,7 +396,7 @@
             <w:pPr>
               <w:jc w:val="center"/>
               <w:rPr>
-                <w:rFonts w:ascii="新細明體" w:eastAsia="新細明體" w:hAnsi="新細明體" w:hint="eastAsia"/>
+                <w:rFonts w:ascii="新細明體" w:eastAsia="新細明體" w:hAnsi="新細明體"/>
                 <w:lang w:eastAsia="zh-TW"/>
               </w:rPr>
             </w:pPr>
@@ -417,7 +417,7 @@
             <w:pPr>
               <w:jc w:val="center"/>
               <w:rPr>
-                <w:rFonts w:ascii="新細明體" w:eastAsia="新細明體" w:hAnsi="新細明體" w:hint="eastAsia"/>
+                <w:rFonts w:ascii="新細明體" w:eastAsia="新細明體" w:hAnsi="新細明體"/>
                 <w:lang w:eastAsia="zh-TW"/>
               </w:rPr>
             </w:pPr>
@@ -438,7 +438,7 @@
             <w:pPr>
               <w:jc w:val="center"/>
               <w:rPr>
-                <w:rFonts w:ascii="新細明體" w:eastAsia="新細明體" w:hAnsi="新細明體" w:hint="eastAsia"/>
+                <w:rFonts w:ascii="新細明體" w:eastAsia="新細明體" w:hAnsi="新細明體"/>
                 <w:lang w:eastAsia="zh-TW"/>
               </w:rPr>
             </w:pPr>
@@ -459,7 +459,7 @@
             <w:pPr>
               <w:jc w:val="center"/>
               <w:rPr>
-                <w:rFonts w:ascii="新細明體" w:eastAsia="新細明體" w:hAnsi="新細明體" w:hint="eastAsia"/>
+                <w:rFonts w:ascii="新細明體" w:eastAsia="新細明體" w:hAnsi="新細明體"/>
                 <w:lang w:eastAsia="zh-TW"/>
               </w:rPr>
             </w:pPr>
@@ -480,7 +480,7 @@
             <w:pPr>
               <w:jc w:val="center"/>
               <w:rPr>
-                <w:rFonts w:ascii="新細明體" w:eastAsia="新細明體" w:hAnsi="新細明體" w:hint="eastAsia"/>
+                <w:rFonts w:ascii="新細明體" w:eastAsia="新細明體" w:hAnsi="新細明體"/>
                 <w:lang w:eastAsia="zh-TW"/>
               </w:rPr>
             </w:pPr>
@@ -510,7 +510,7 @@
             <w:pPr>
               <w:jc w:val="center"/>
               <w:rPr>
-                <w:rFonts w:ascii="新細明體" w:eastAsia="新細明體" w:hAnsi="新細明體" w:hint="eastAsia"/>
+                <w:rFonts w:ascii="新細明體" w:eastAsia="新細明體" w:hAnsi="新細明體"/>
                 <w:lang w:eastAsia="zh-TW"/>
               </w:rPr>
             </w:pPr>
@@ -531,7 +531,7 @@
             <w:pPr>
               <w:jc w:val="center"/>
               <w:rPr>
-                <w:rFonts w:ascii="新細明體" w:eastAsia="新細明體" w:hAnsi="新細明體" w:hint="eastAsia"/>
+                <w:rFonts w:ascii="新細明體" w:eastAsia="新細明體" w:hAnsi="新細明體"/>
                 <w:lang w:eastAsia="zh-TW"/>
               </w:rPr>
             </w:pPr>
@@ -552,7 +552,7 @@
             <w:pPr>
               <w:jc w:val="center"/>
               <w:rPr>
-                <w:rFonts w:ascii="新細明體" w:eastAsia="新細明體" w:hAnsi="新細明體" w:hint="eastAsia"/>
+                <w:rFonts w:ascii="新細明體" w:eastAsia="新細明體" w:hAnsi="新細明體"/>
                 <w:lang w:eastAsia="zh-TW"/>
               </w:rPr>
             </w:pPr>
@@ -573,7 +573,7 @@
             <w:pPr>
               <w:jc w:val="center"/>
               <w:rPr>
-                <w:rFonts w:ascii="新細明體" w:eastAsia="新細明體" w:hAnsi="新細明體" w:hint="eastAsia"/>
+                <w:rFonts w:ascii="新細明體" w:eastAsia="新細明體" w:hAnsi="新細明體"/>
                 <w:lang w:eastAsia="zh-TW"/>
               </w:rPr>
             </w:pPr>
@@ -594,7 +594,7 @@
             <w:pPr>
               <w:jc w:val="center"/>
               <w:rPr>
-                <w:rFonts w:ascii="新細明體" w:eastAsia="新細明體" w:hAnsi="新細明體" w:hint="eastAsia"/>
+                <w:rFonts w:ascii="新細明體" w:eastAsia="新細明體" w:hAnsi="新細明體"/>
                 <w:lang w:eastAsia="zh-TW"/>
               </w:rPr>
             </w:pPr>
@@ -615,7 +615,7 @@
             <w:pPr>
               <w:jc w:val="center"/>
               <w:rPr>
-                <w:rFonts w:ascii="新細明體" w:eastAsia="新細明體" w:hAnsi="新細明體" w:hint="eastAsia"/>
+                <w:rFonts w:ascii="新細明體" w:eastAsia="新細明體" w:hAnsi="新細明體"/>
                 <w:lang w:eastAsia="zh-TW"/>
               </w:rPr>
             </w:pPr>
@@ -638,7 +638,7 @@
             <w:pPr>
               <w:jc w:val="center"/>
               <w:rPr>
-                <w:rFonts w:ascii="新細明體" w:eastAsia="新細明體" w:hAnsi="新細明體" w:hint="eastAsia"/>
+                <w:rFonts w:ascii="新細明體" w:eastAsia="新細明體" w:hAnsi="新細明體"/>
                 <w:lang w:eastAsia="zh-TW"/>
               </w:rPr>
             </w:pPr>
@@ -659,7 +659,7 @@
             <w:pPr>
               <w:jc w:val="center"/>
               <w:rPr>
-                <w:rFonts w:ascii="新細明體" w:eastAsia="新細明體" w:hAnsi="新細明體" w:hint="eastAsia"/>
+                <w:rFonts w:ascii="新細明體" w:eastAsia="新細明體" w:hAnsi="新細明體"/>
                 <w:lang w:eastAsia="zh-TW"/>
               </w:rPr>
             </w:pPr>
@@ -680,7 +680,7 @@
             <w:pPr>
               <w:jc w:val="center"/>
               <w:rPr>
-                <w:rFonts w:ascii="新細明體" w:eastAsia="新細明體" w:hAnsi="新細明體" w:hint="eastAsia"/>
+                <w:rFonts w:ascii="新細明體" w:eastAsia="新細明體" w:hAnsi="新細明體"/>
                 <w:lang w:eastAsia="zh-TW"/>
               </w:rPr>
             </w:pPr>
@@ -701,7 +701,7 @@
             <w:pPr>
               <w:jc w:val="center"/>
               <w:rPr>
-                <w:rFonts w:ascii="新細明體" w:eastAsia="新細明體" w:hAnsi="新細明體" w:hint="eastAsia"/>
+                <w:rFonts w:ascii="新細明體" w:eastAsia="新細明體" w:hAnsi="新細明體"/>
                 <w:lang w:eastAsia="zh-TW"/>
               </w:rPr>
             </w:pPr>
@@ -722,7 +722,7 @@
             <w:pPr>
               <w:jc w:val="center"/>
               <w:rPr>
-                <w:rFonts w:ascii="新細明體" w:eastAsia="新細明體" w:hAnsi="新細明體" w:hint="eastAsia"/>
+                <w:rFonts w:ascii="新細明體" w:eastAsia="新細明體" w:hAnsi="新細明體"/>
                 <w:lang w:eastAsia="zh-TW"/>
               </w:rPr>
             </w:pPr>
@@ -731,21 +731,7 @@
                 <w:rFonts w:ascii="新細明體" w:eastAsia="新細明體" w:hAnsi="新細明體" w:hint="eastAsia"/>
                 <w:lang w:eastAsia="zh-TW"/>
               </w:rPr>
-              <w:t>第一個</w:t>
-            </w:r>
-            <w:r>
-              <w:rPr>
-                <w:rFonts w:ascii="新細明體" w:eastAsia="新細明體" w:hAnsi="新細明體" w:hint="eastAsia"/>
-                <w:lang w:eastAsia="zh-TW"/>
-              </w:rPr>
-              <w:t>falling</w:t>
-            </w:r>
-            <w:r>
-              <w:rPr>
-                <w:rFonts w:ascii="新細明體" w:eastAsia="新細明體" w:hAnsi="新細明體" w:hint="eastAsia"/>
-                <w:lang w:eastAsia="zh-TW"/>
-              </w:rPr>
-              <w:t xml:space="preserve"> edge</w:t>
+              <w:t>第一個falling edge</w:t>
             </w:r>
           </w:p>
         </w:tc>
@@ -757,7 +743,7 @@
             <w:pPr>
               <w:jc w:val="center"/>
               <w:rPr>
-                <w:rFonts w:ascii="新細明體" w:eastAsia="新細明體" w:hAnsi="新細明體" w:hint="eastAsia"/>
+                <w:rFonts w:ascii="新細明體" w:eastAsia="新細明體" w:hAnsi="新細明體"/>
                 <w:lang w:eastAsia="zh-TW"/>
               </w:rPr>
             </w:pPr>
@@ -780,7 +766,7 @@
             <w:pPr>
               <w:jc w:val="center"/>
               <w:rPr>
-                <w:rFonts w:ascii="新細明體" w:eastAsia="新細明體" w:hAnsi="新細明體" w:hint="eastAsia"/>
+                <w:rFonts w:ascii="新細明體" w:eastAsia="新細明體" w:hAnsi="新細明體"/>
                 <w:lang w:eastAsia="zh-TW"/>
               </w:rPr>
             </w:pPr>
@@ -801,7 +787,7 @@
             <w:pPr>
               <w:jc w:val="center"/>
               <w:rPr>
-                <w:rFonts w:ascii="新細明體" w:eastAsia="新細明體" w:hAnsi="新細明體" w:hint="eastAsia"/>
+                <w:rFonts w:ascii="新細明體" w:eastAsia="新細明體" w:hAnsi="新細明體"/>
                 <w:lang w:eastAsia="zh-TW"/>
               </w:rPr>
             </w:pPr>
@@ -822,7 +808,7 @@
             <w:pPr>
               <w:jc w:val="center"/>
               <w:rPr>
-                <w:rFonts w:ascii="新細明體" w:eastAsia="新細明體" w:hAnsi="新細明體" w:hint="eastAsia"/>
+                <w:rFonts w:ascii="新細明體" w:eastAsia="新細明體" w:hAnsi="新細明體"/>
                 <w:lang w:eastAsia="zh-TW"/>
               </w:rPr>
             </w:pPr>
@@ -843,7 +829,7 @@
             <w:pPr>
               <w:jc w:val="center"/>
               <w:rPr>
-                <w:rFonts w:ascii="新細明體" w:eastAsia="新細明體" w:hAnsi="新細明體" w:hint="eastAsia"/>
+                <w:rFonts w:ascii="新細明體" w:eastAsia="新細明體" w:hAnsi="新細明體"/>
                 <w:lang w:eastAsia="zh-TW"/>
               </w:rPr>
             </w:pPr>
@@ -864,7 +850,7 @@
             <w:pPr>
               <w:jc w:val="center"/>
               <w:rPr>
-                <w:rFonts w:ascii="新細明體" w:eastAsia="新細明體" w:hAnsi="新細明體" w:hint="eastAsia"/>
+                <w:rFonts w:ascii="新細明體" w:eastAsia="新細明體" w:hAnsi="新細明體"/>
                 <w:lang w:eastAsia="zh-TW"/>
               </w:rPr>
             </w:pPr>
@@ -885,7 +871,7 @@
             <w:pPr>
               <w:jc w:val="center"/>
               <w:rPr>
-                <w:rFonts w:ascii="新細明體" w:eastAsia="新細明體" w:hAnsi="新細明體" w:hint="eastAsia"/>
+                <w:rFonts w:ascii="新細明體" w:eastAsia="新細明體" w:hAnsi="新細明體"/>
                 <w:lang w:eastAsia="zh-TW"/>
               </w:rPr>
             </w:pPr>
@@ -983,6 +969,7 @@
       <w:r>
         <w:rPr>
           <w:rFonts w:ascii="新細明體" w:eastAsia="新細明體" w:hAnsi="新細明體"/>
+          <w:noProof/>
           <w:lang w:eastAsia="zh-TW"/>
         </w:rPr>
         <w:drawing>
@@ -1097,6 +1084,7 @@
       <w:r>
         <w:rPr>
           <w:rFonts w:ascii="新細明體" w:eastAsia="新細明體" w:hAnsi="新細明體"/>
+          <w:noProof/>
           <w:lang w:eastAsia="zh-TW"/>
         </w:rPr>
         <w:drawing>
@@ -1139,7 +1127,7 @@
     <w:p>
       <w:pPr>
         <w:rPr>
-          <w:rFonts w:ascii="新細明體" w:eastAsia="新細明體" w:hAnsi="新細明體" w:hint="eastAsia"/>
+          <w:rFonts w:ascii="新細明體" w:eastAsia="新細明體" w:hAnsi="新細明體"/>
           <w:lang w:eastAsia="zh-TW"/>
         </w:rPr>
       </w:pPr>
@@ -1175,7 +1163,7 @@
     <w:p>
       <w:pPr>
         <w:rPr>
-          <w:rFonts w:ascii="新細明體" w:eastAsia="新細明體" w:hAnsi="新細明體" w:hint="eastAsia"/>
+          <w:rFonts w:ascii="新細明體" w:eastAsia="新細明體" w:hAnsi="新細明體"/>
           <w:lang w:eastAsia="zh-TW"/>
         </w:rPr>
       </w:pPr>
@@ -1240,6 +1228,7 @@
       <w:r>
         <w:rPr>
           <w:rFonts w:ascii="新細明體" w:eastAsia="新細明體" w:hAnsi="新細明體"/>
+          <w:noProof/>
           <w:lang w:eastAsia="zh-TW"/>
         </w:rPr>
         <w:drawing>
@@ -1312,6 +1301,7 @@
       <w:r>
         <w:rPr>
           <w:rFonts w:ascii="新細明體" w:eastAsia="新細明體" w:hAnsi="新細明體"/>
+          <w:noProof/>
           <w:lang w:eastAsia="zh-TW"/>
         </w:rPr>
         <w:drawing>
@@ -1413,6 +1403,7 @@
       <w:r>
         <w:rPr>
           <w:rFonts w:ascii="新細明體" w:eastAsia="新細明體" w:hAnsi="新細明體"/>
+          <w:noProof/>
           <w:lang w:eastAsia="zh-TW"/>
         </w:rPr>
         <w:drawing>
@@ -1534,13 +1525,14 @@
       <w:pPr>
         <w:jc w:val="center"/>
         <w:rPr>
-          <w:rFonts w:ascii="新細明體" w:eastAsia="新細明體" w:hAnsi="新細明體" w:hint="eastAsia"/>
-          <w:lang w:eastAsia="zh-TW"/>
-        </w:rPr>
-      </w:pPr>
-      <w:r>
-        <w:rPr>
-          <w:rFonts w:ascii="新細明體" w:eastAsia="新細明體" w:hAnsi="新細明體"/>
+          <w:rFonts w:ascii="新細明體" w:eastAsia="新細明體" w:hAnsi="新細明體"/>
+          <w:lang w:eastAsia="zh-TW"/>
+        </w:rPr>
+      </w:pPr>
+      <w:r>
+        <w:rPr>
+          <w:rFonts w:ascii="新細明體" w:eastAsia="新細明體" w:hAnsi="新細明體"/>
+          <w:noProof/>
           <w:lang w:eastAsia="zh-TW"/>
         </w:rPr>
         <w:drawing>
@@ -1607,7 +1599,7 @@
       <w:pPr>
         <w:ind w:firstLine="720"/>
         <w:rPr>
-          <w:rFonts w:ascii="新細明體" w:eastAsia="新細明體" w:hAnsi="新細明體" w:hint="eastAsia"/>
+          <w:rFonts w:ascii="新細明體" w:eastAsia="新細明體" w:hAnsi="新細明體"/>
           <w:lang w:eastAsia="zh-TW"/>
         </w:rPr>
       </w:pPr>
@@ -1684,6 +1676,7 @@
       <w:r>
         <w:rPr>
           <w:rFonts w:ascii="新細明體" w:eastAsia="新細明體" w:hAnsi="新細明體"/>
+          <w:noProof/>
           <w:lang w:eastAsia="zh-TW"/>
         </w:rPr>
         <w:drawing>
@@ -1734,6 +1727,7 @@
       <w:r>
         <w:rPr>
           <w:rFonts w:ascii="新細明體" w:eastAsia="新細明體" w:hAnsi="新細明體"/>
+          <w:noProof/>
           <w:lang w:eastAsia="zh-TW"/>
         </w:rPr>
         <w:drawing>
@@ -1877,7 +1871,7 @@
     <w:p>
       <w:pPr>
         <w:rPr>
-          <w:rFonts w:ascii="新細明體" w:eastAsia="新細明體" w:hAnsi="新細明體" w:hint="eastAsia"/>
+          <w:rFonts w:ascii="新細明體" w:eastAsia="新細明體" w:hAnsi="新細明體"/>
           <w:lang w:eastAsia="zh-TW"/>
         </w:rPr>
       </w:pPr>
@@ -1925,15 +1919,15 @@
           <w:color w:val="FF0000"/>
           <w:lang w:eastAsia="zh-TW"/>
         </w:rPr>
-        <w:t>aster在閒置時的SPI_CLK必須為Lo</w:t>
-      </w:r>
-      <w:r>
-        <w:rPr>
-          <w:rFonts w:ascii="新細明體" w:eastAsia="新細明體" w:hAnsi="新細明體" w:hint="eastAsia"/>
+        <w:t>aster在閒置時的SPI_CLK必須為Low，並且在傳輸資料的時候，M</w:t>
+      </w:r>
+      <w:r>
+        <w:rPr>
+          <w:rFonts w:ascii="新細明體" w:eastAsia="新細明體" w:hAnsi="新細明體"/>
           <w:color w:val="FF0000"/>
           <w:lang w:eastAsia="zh-TW"/>
         </w:rPr>
-        <w:t>w，</w:t>
+        <w:t>a</w:t>
       </w:r>
       <w:r>
         <w:rPr>
@@ -1941,7 +1935,7 @@
           <w:color w:val="FF0000"/>
           <w:lang w:eastAsia="zh-TW"/>
         </w:rPr>
-        <w:t>並且在傳輸資料的時候，M</w:t>
+        <w:t>ster端需要在SPI_CLK的Negative Edge時設置資料讓R</w:t>
       </w:r>
       <w:r>
         <w:rPr>
@@ -1949,7 +1943,7 @@
           <w:color w:val="FF0000"/>
           <w:lang w:eastAsia="zh-TW"/>
         </w:rPr>
-        <w:t>a</w:t>
+        <w:t>e</w:t>
       </w:r>
       <w:r>
         <w:rPr>
@@ -1957,37 +1951,21 @@
           <w:color w:val="FF0000"/>
           <w:lang w:eastAsia="zh-TW"/>
         </w:rPr>
-        <w:t>ster端需要在SPI_CLK的Negative Edge時設置資料讓R</w:t>
-      </w:r>
-      <w:r>
-        <w:rPr>
-          <w:rFonts w:ascii="新細明體" w:eastAsia="新細明體" w:hAnsi="新細明體"/>
+        <w:t>ceiver在第一個SPI_CLK為Positive Edge時就可以讀取資料</w:t>
+      </w:r>
+      <w:r>
+        <w:rPr>
+          <w:rFonts w:ascii="新細明體" w:eastAsia="新細明體" w:hAnsi="新細明體" w:hint="eastAsia"/>
+          <w:lang w:eastAsia="zh-TW"/>
+        </w:rPr>
+        <w:t>。因此我將spiControl_FSM內部的所有</w:t>
+      </w:r>
+      <w:r>
+        <w:rPr>
+          <w:rFonts w:ascii="新細明體" w:eastAsia="新細明體" w:hAnsi="新細明體" w:hint="eastAsia"/>
           <w:color w:val="FF0000"/>
           <w:lang w:eastAsia="zh-TW"/>
         </w:rPr>
-        <w:t>e</w:t>
-      </w:r>
-      <w:r>
-        <w:rPr>
-          <w:rFonts w:ascii="新細明體" w:eastAsia="新細明體" w:hAnsi="新細明體" w:hint="eastAsia"/>
-          <w:color w:val="FF0000"/>
-          <w:lang w:eastAsia="zh-TW"/>
-        </w:rPr>
-        <w:t>ceiver在第一個SPI_CLK為Positive Edge時就可以讀取資料</w:t>
-      </w:r>
-      <w:r>
-        <w:rPr>
-          <w:rFonts w:ascii="新細明體" w:eastAsia="新細明體" w:hAnsi="新細明體" w:hint="eastAsia"/>
-          <w:lang w:eastAsia="zh-TW"/>
-        </w:rPr>
-        <w:t>。因此我將spiControl_FSM內部的所有</w:t>
-      </w:r>
-      <w:r>
-        <w:rPr>
-          <w:rFonts w:ascii="新細明體" w:eastAsia="新細明體" w:hAnsi="新細明體" w:hint="eastAsia"/>
-          <w:color w:val="FF0000"/>
-          <w:lang w:eastAsia="zh-TW"/>
-        </w:rPr>
         <w:t>Sequential Logic皆已Negative Edge clock_10的方式來實作</w:t>
       </w:r>
       <w:r>
@@ -2030,6 +2008,7 @@
       <w:r>
         <w:rPr>
           <w:rFonts w:ascii="新細明體" w:eastAsia="新細明體" w:hAnsi="新細明體"/>
+          <w:noProof/>
           <w:lang w:eastAsia="zh-TW"/>
         </w:rPr>
         <w:drawing>
@@ -2121,7 +2100,7 @@
     <w:p>
       <w:pPr>
         <w:rPr>
-          <w:rFonts w:ascii="新細明體" w:eastAsia="新細明體" w:hAnsi="新細明體" w:hint="eastAsia"/>
+          <w:rFonts w:ascii="新細明體" w:eastAsia="新細明體" w:hAnsi="新細明體"/>
           <w:lang w:eastAsia="zh-TW"/>
         </w:rPr>
       </w:pPr>
@@ -2165,6 +2144,7 @@
       <w:r>
         <w:rPr>
           <w:rFonts w:ascii="新細明體" w:eastAsia="新細明體" w:hAnsi="新細明體"/>
+          <w:noProof/>
           <w:lang w:eastAsia="zh-TW"/>
         </w:rPr>
         <w:drawing>
@@ -2253,6 +2233,7 @@
       <w:r>
         <w:rPr>
           <w:rFonts w:ascii="新細明體" w:eastAsia="新細明體" w:hAnsi="新細明體"/>
+          <w:noProof/>
           <w:lang w:eastAsia="zh-TW"/>
         </w:rPr>
         <w:drawing>
@@ -2319,6 +2300,7 @@
       <w:r>
         <w:rPr>
           <w:rFonts w:ascii="新細明體" w:eastAsia="新細明體" w:hAnsi="新細明體"/>
+          <w:noProof/>
           <w:lang w:eastAsia="zh-TW"/>
         </w:rPr>
         <w:drawing>
@@ -2434,7 +2416,7 @@
       <w:pPr>
         <w:ind w:firstLine="720"/>
         <w:rPr>
-          <w:rFonts w:ascii="新細明體" w:eastAsia="新細明體" w:hAnsi="新細明體" w:hint="eastAsia"/>
+          <w:rFonts w:ascii="新細明體" w:eastAsia="新細明體" w:hAnsi="新細明體"/>
           <w:lang w:eastAsia="zh-TW"/>
         </w:rPr>
       </w:pPr>
@@ -2499,6 +2481,7 @@
       <w:r>
         <w:rPr>
           <w:rFonts w:ascii="新細明體" w:eastAsia="新細明體" w:hAnsi="新細明體"/>
+          <w:noProof/>
           <w:lang w:eastAsia="zh-TW"/>
         </w:rPr>
         <w:drawing>
@@ -2550,7 +2533,7 @@
     <w:p>
       <w:pPr>
         <w:rPr>
-          <w:rFonts w:ascii="新細明體" w:eastAsia="新細明體" w:hAnsi="新細明體" w:hint="eastAsia"/>
+          <w:rFonts w:ascii="新細明體" w:eastAsia="新細明體" w:hAnsi="新細明體"/>
           <w:lang w:eastAsia="zh-TW"/>
         </w:rPr>
       </w:pPr>
@@ -2580,6 +2563,7 @@
       <w:r>
         <w:rPr>
           <w:rFonts w:ascii="新細明體" w:eastAsia="新細明體" w:hAnsi="新細明體"/>
+          <w:noProof/>
           <w:lang w:eastAsia="zh-TW"/>
         </w:rPr>
         <w:drawing>
@@ -2646,7 +2630,7 @@
     <w:p>
       <w:pPr>
         <w:rPr>
-          <w:rFonts w:ascii="新細明體" w:eastAsia="新細明體" w:hAnsi="新細明體" w:hint="eastAsia"/>
+          <w:rFonts w:ascii="新細明體" w:eastAsia="新細明體" w:hAnsi="新細明體"/>
           <w:b/>
           <w:bCs/>
           <w:lang w:eastAsia="zh-TW"/>
@@ -2667,7 +2651,7 @@
       <w:pPr>
         <w:ind w:firstLine="720"/>
         <w:rPr>
-          <w:rFonts w:ascii="新細明體" w:eastAsia="新細明體" w:hAnsi="新細明體" w:hint="eastAsia"/>
+          <w:rFonts w:ascii="新細明體" w:eastAsia="新細明體" w:hAnsi="新細明體"/>
           <w:lang w:eastAsia="zh-TW"/>
         </w:rPr>
       </w:pPr>
@@ -2822,7 +2806,7 @@
     <w:p>
       <w:pPr>
         <w:rPr>
-          <w:rFonts w:ascii="新細明體" w:eastAsia="新細明體" w:hAnsi="新細明體" w:hint="eastAsia"/>
+          <w:rFonts w:ascii="新細明體" w:eastAsia="新細明體" w:hAnsi="新細明體"/>
           <w:lang w:eastAsia="zh-TW"/>
         </w:rPr>
       </w:pPr>
@@ -2845,6 +2829,7 @@
       <w:r>
         <w:rPr>
           <w:rFonts w:ascii="新細明體" w:eastAsia="新細明體" w:hAnsi="新細明體"/>
+          <w:noProof/>
           <w:lang w:eastAsia="zh-TW"/>
         </w:rPr>
         <w:drawing>
@@ -3012,6 +2997,7 @@
       <w:r>
         <w:rPr>
           <w:rFonts w:ascii="新細明體" w:eastAsia="新細明體" w:hAnsi="新細明體"/>
+          <w:noProof/>
           <w:lang w:eastAsia="zh-TW"/>
         </w:rPr>
         <w:drawing>
@@ -3103,7 +3089,7 @@
         <w:pStyle w:val="ListParagraph"/>
         <w:ind w:left="1440"/>
         <w:rPr>
-          <w:rFonts w:ascii="新細明體" w:eastAsia="新細明體" w:hAnsi="新細明體" w:hint="eastAsia"/>
+          <w:rFonts w:ascii="新細明體" w:eastAsia="新細明體" w:hAnsi="新細明體"/>
           <w:lang w:eastAsia="zh-TW"/>
         </w:rPr>
       </w:pPr>
@@ -3139,6 +3125,7 @@
       <w:r>
         <w:rPr>
           <w:rFonts w:ascii="新細明體" w:eastAsia="新細明體" w:hAnsi="新細明體"/>
+          <w:noProof/>
           <w:lang w:eastAsia="zh-TW"/>
         </w:rPr>
         <w:drawing>
@@ -3279,6 +3266,7 @@
       <w:r>
         <w:rPr>
           <w:rFonts w:ascii="新細明體" w:eastAsia="新細明體" w:hAnsi="新細明體"/>
+          <w:noProof/>
           <w:lang w:eastAsia="zh-TW"/>
         </w:rPr>
         <w:drawing>
@@ -3472,6 +3460,7 @@
       <w:r>
         <w:rPr>
           <w:rFonts w:ascii="新細明體" w:eastAsia="新細明體" w:hAnsi="新細明體"/>
+          <w:noProof/>
           <w:lang w:eastAsia="zh-TW"/>
         </w:rPr>
         <w:drawing>
@@ -3591,6 +3580,7 @@
       <w:r>
         <w:rPr>
           <w:rFonts w:ascii="新細明體" w:eastAsia="新細明體" w:hAnsi="新細明體"/>
+          <w:noProof/>
           <w:lang w:eastAsia="zh-TW"/>
         </w:rPr>
         <w:drawing>
@@ -3731,6 +3721,7 @@
       <w:r>
         <w:rPr>
           <w:rFonts w:ascii="新細明體" w:eastAsia="新細明體" w:hAnsi="新細明體"/>
+          <w:noProof/>
           <w:lang w:eastAsia="zh-TW"/>
         </w:rPr>
         <w:drawing>
@@ -3922,7 +3913,7 @@
     <w:p>
       <w:pPr>
         <w:rPr>
-          <w:rFonts w:ascii="新細明體" w:eastAsia="新細明體" w:hAnsi="新細明體" w:hint="eastAsia"/>
+          <w:rFonts w:ascii="新細明體" w:eastAsia="新細明體" w:hAnsi="新細明體"/>
           <w:b/>
           <w:bCs/>
           <w:sz w:val="32"/>
@@ -3959,6 +3950,7 @@
           <w:rFonts w:ascii="新細明體" w:eastAsia="新細明體" w:hAnsi="新細明體"/>
           <w:b/>
           <w:bCs/>
+          <w:noProof/>
           <w:sz w:val="32"/>
           <w:szCs w:val="32"/>
           <w:lang w:eastAsia="zh-TW"/>
@@ -4019,7 +4011,7 @@
             <w:pPr>
               <w:jc w:val="center"/>
               <w:rPr>
-                <w:rFonts w:ascii="新細明體" w:eastAsia="新細明體" w:hAnsi="新細明體" w:hint="eastAsia"/>
+                <w:rFonts w:ascii="新細明體" w:eastAsia="新細明體" w:hAnsi="新細明體"/>
                 <w:lang w:eastAsia="zh-TW"/>
               </w:rPr>
             </w:pPr>
@@ -4040,7 +4032,7 @@
             <w:pPr>
               <w:jc w:val="center"/>
               <w:rPr>
-                <w:rFonts w:ascii="新細明體" w:eastAsia="新細明體" w:hAnsi="新細明體" w:hint="eastAsia"/>
+                <w:rFonts w:ascii="新細明體" w:eastAsia="新細明體" w:hAnsi="新細明體"/>
                 <w:lang w:eastAsia="zh-TW"/>
               </w:rPr>
             </w:pPr>
@@ -4063,7 +4055,7 @@
             <w:pPr>
               <w:jc w:val="center"/>
               <w:rPr>
-                <w:rFonts w:ascii="新細明體" w:eastAsia="新細明體" w:hAnsi="新細明體" w:hint="eastAsia"/>
+                <w:rFonts w:ascii="新細明體" w:eastAsia="新細明體" w:hAnsi="新細明體"/>
                 <w:lang w:eastAsia="zh-TW"/>
               </w:rPr>
             </w:pPr>
@@ -4083,7 +4075,7 @@
           <w:p>
             <w:pPr>
               <w:rPr>
-                <w:rFonts w:ascii="新細明體" w:eastAsia="新細明體" w:hAnsi="新細明體" w:hint="eastAsia"/>
+                <w:rFonts w:ascii="新細明體" w:eastAsia="新細明體" w:hAnsi="新細明體"/>
                 <w:lang w:eastAsia="zh-TW"/>
               </w:rPr>
             </w:pPr>
@@ -4120,7 +4112,7 @@
             <w:pPr>
               <w:jc w:val="center"/>
               <w:rPr>
-                <w:rFonts w:ascii="新細明體" w:eastAsia="新細明體" w:hAnsi="新細明體" w:hint="eastAsia"/>
+                <w:rFonts w:ascii="新細明體" w:eastAsia="新細明體" w:hAnsi="新細明體"/>
                 <w:lang w:eastAsia="zh-TW"/>
               </w:rPr>
             </w:pPr>
@@ -4140,7 +4132,7 @@
           <w:p>
             <w:pPr>
               <w:rPr>
-                <w:rFonts w:ascii="新細明體" w:eastAsia="新細明體" w:hAnsi="新細明體" w:hint="eastAsia"/>
+                <w:rFonts w:ascii="新細明體" w:eastAsia="新細明體" w:hAnsi="新細明體"/>
                 <w:lang w:eastAsia="zh-TW"/>
               </w:rPr>
             </w:pPr>
@@ -4177,7 +4169,7 @@
             <w:pPr>
               <w:jc w:val="center"/>
               <w:rPr>
-                <w:rFonts w:ascii="新細明體" w:eastAsia="新細明體" w:hAnsi="新細明體" w:hint="eastAsia"/>
+                <w:rFonts w:ascii="新細明體" w:eastAsia="新細明體" w:hAnsi="新細明體"/>
                 <w:lang w:eastAsia="zh-TW"/>
               </w:rPr>
             </w:pPr>
@@ -4197,7 +4189,7 @@
           <w:p>
             <w:pPr>
               <w:rPr>
-                <w:rFonts w:ascii="新細明體" w:eastAsia="新細明體" w:hAnsi="新細明體" w:hint="eastAsia"/>
+                <w:rFonts w:ascii="新細明體" w:eastAsia="新細明體" w:hAnsi="新細明體"/>
                 <w:lang w:eastAsia="zh-TW"/>
               </w:rPr>
             </w:pPr>
@@ -4259,7 +4251,7 @@
             <w:pPr>
               <w:jc w:val="center"/>
               <w:rPr>
-                <w:rFonts w:ascii="新細明體" w:eastAsia="新細明體" w:hAnsi="新細明體" w:hint="eastAsia"/>
+                <w:rFonts w:ascii="新細明體" w:eastAsia="新細明體" w:hAnsi="新細明體"/>
                 <w:lang w:eastAsia="zh-TW"/>
               </w:rPr>
             </w:pPr>
@@ -4275,7 +4267,7 @@
             <w:pPr>
               <w:jc w:val="center"/>
               <w:rPr>
-                <w:rFonts w:ascii="新細明體" w:eastAsia="新細明體" w:hAnsi="新細明體" w:hint="eastAsia"/>
+                <w:rFonts w:ascii="新細明體" w:eastAsia="新細明體" w:hAnsi="新細明體"/>
                 <w:lang w:eastAsia="zh-TW"/>
               </w:rPr>
             </w:pPr>
@@ -4290,7 +4282,7 @@
           <w:p>
             <w:pPr>
               <w:rPr>
-                <w:rFonts w:ascii="新細明體" w:eastAsia="新細明體" w:hAnsi="新細明體" w:hint="eastAsia"/>
+                <w:rFonts w:ascii="新細明體" w:eastAsia="新細明體" w:hAnsi="新細明體"/>
                 <w:lang w:eastAsia="zh-TW"/>
               </w:rPr>
             </w:pPr>
@@ -4313,7 +4305,7 @@
             <w:pPr>
               <w:jc w:val="center"/>
               <w:rPr>
-                <w:rFonts w:ascii="新細明體" w:eastAsia="新細明體" w:hAnsi="新細明體" w:hint="eastAsia"/>
+                <w:rFonts w:ascii="新細明體" w:eastAsia="新細明體" w:hAnsi="新細明體"/>
                 <w:lang w:eastAsia="zh-TW"/>
               </w:rPr>
             </w:pPr>
@@ -4336,13 +4328,14 @@
             <w:pPr>
               <w:jc w:val="center"/>
               <w:rPr>
-                <w:rFonts w:ascii="新細明體" w:eastAsia="新細明體" w:hAnsi="新細明體" w:hint="eastAsia"/>
+                <w:rFonts w:ascii="新細明體" w:eastAsia="新細明體" w:hAnsi="新細明體"/>
                 <w:lang w:eastAsia="zh-TW"/>
               </w:rPr>
             </w:pPr>
             <w:r>
               <w:rPr>
                 <w:rFonts w:ascii="新細明體" w:eastAsia="新細明體" w:hAnsi="新細明體"/>
+                <w:noProof/>
                 <w:lang w:eastAsia="zh-TW"/>
               </w:rPr>
               <w:drawing>
@@ -4435,7 +4428,7 @@
     <w:p>
       <w:pPr>
         <w:rPr>
-          <w:rFonts w:ascii="新細明體" w:eastAsia="新細明體" w:hAnsi="新細明體" w:hint="eastAsia"/>
+          <w:rFonts w:ascii="新細明體" w:eastAsia="新細明體" w:hAnsi="新細明體"/>
           <w:b/>
           <w:bCs/>
           <w:sz w:val="32"/>
@@ -4467,6 +4460,7 @@
       <w:r>
         <w:rPr>
           <w:rFonts w:ascii="新細明體" w:eastAsia="新細明體" w:hAnsi="新細明體"/>
+          <w:noProof/>
           <w:lang w:eastAsia="zh-TW"/>
         </w:rPr>
         <w:drawing>
@@ -4508,6 +4502,7 @@
       <w:r>
         <w:rPr>
           <w:rFonts w:ascii="新細明體" w:eastAsia="新細明體" w:hAnsi="新細明體"/>
+          <w:noProof/>
           <w:lang w:eastAsia="zh-TW"/>
         </w:rPr>
         <w:drawing>
@@ -4558,6 +4553,7 @@
       <w:r>
         <w:rPr>
           <w:rFonts w:ascii="新細明體" w:eastAsia="新細明體" w:hAnsi="新細明體"/>
+          <w:noProof/>
           <w:lang w:eastAsia="zh-TW"/>
         </w:rPr>
         <w:drawing>
@@ -4665,7 +4661,7 @@
     <w:p>
       <w:pPr>
         <w:rPr>
-          <w:rFonts w:ascii="新細明體" w:eastAsia="新細明體" w:hAnsi="新細明體" w:hint="eastAsia"/>
+          <w:rFonts w:ascii="新細明體" w:eastAsia="新細明體" w:hAnsi="新細明體"/>
           <w:lang w:eastAsia="zh-TW"/>
         </w:rPr>
       </w:pPr>
@@ -4821,6 +4817,7 @@
           <w:rFonts w:ascii="新細明體" w:eastAsia="新細明體" w:hAnsi="新細明體"/>
           <w:b/>
           <w:bCs/>
+          <w:noProof/>
           <w:sz w:val="32"/>
           <w:szCs w:val="32"/>
           <w:lang w:eastAsia="zh-TW"/>
@@ -4917,7 +4914,7 @@
     <w:p>
       <w:pPr>
         <w:rPr>
-          <w:rFonts w:ascii="新細明體" w:eastAsia="新細明體" w:hAnsi="新細明體" w:hint="eastAsia"/>
+          <w:rFonts w:ascii="新細明體" w:eastAsia="新細明體" w:hAnsi="新細明體"/>
           <w:lang w:eastAsia="zh-TW"/>
         </w:rPr>
       </w:pPr>
@@ -4953,30 +4950,20 @@
           <w:szCs w:val="32"/>
           <w:lang w:eastAsia="zh-TW"/>
         </w:rPr>
-        <w:t xml:space="preserve"> </w:t>
-      </w:r>
-      <w:r>
-        <w:rPr>
-          <w:rFonts w:ascii="新細明體" w:eastAsia="新細明體" w:hAnsi="新細明體" w:hint="eastAsia"/>
-          <w:b/>
-          <w:bCs/>
-          <w:sz w:val="32"/>
-          <w:szCs w:val="32"/>
-          <w:lang w:eastAsia="zh-TW"/>
-        </w:rPr>
-        <w:t>(Trigger: load_data rising edge):</w:t>
-      </w:r>
-    </w:p>
-    <w:p>
-      <w:pPr>
-        <w:rPr>
-          <w:rFonts w:ascii="新細明體" w:eastAsia="新細明體" w:hAnsi="新細明體"/>
-          <w:lang w:eastAsia="zh-TW"/>
-        </w:rPr>
-      </w:pPr>
-      <w:r>
-        <w:rPr>
-          <w:rFonts w:ascii="新細明體" w:eastAsia="新細明體" w:hAnsi="新細明體"/>
+        <w:t xml:space="preserve"> (Trigger: load_data rising edge):</w:t>
+      </w:r>
+    </w:p>
+    <w:p>
+      <w:pPr>
+        <w:rPr>
+          <w:rFonts w:ascii="新細明體" w:eastAsia="新細明體" w:hAnsi="新細明體"/>
+          <w:lang w:eastAsia="zh-TW"/>
+        </w:rPr>
+      </w:pPr>
+      <w:r>
+        <w:rPr>
+          <w:rFonts w:ascii="新細明體" w:eastAsia="新細明體" w:hAnsi="新細明體"/>
+          <w:noProof/>
           <w:lang w:eastAsia="zh-TW"/>
         </w:rPr>
         <w:drawing>
@@ -5029,21 +5016,7 @@
           <w:rFonts w:ascii="新細明體" w:eastAsia="新細明體" w:hAnsi="新細明體" w:hint="eastAsia"/>
           <w:lang w:eastAsia="zh-TW"/>
         </w:rPr>
-        <w:t>從spi_data可以看到輸出</w:t>
-      </w:r>
-      <w:r>
-        <w:rPr>
-          <w:rFonts w:ascii="新細明體" w:eastAsia="新細明體" w:hAnsi="新細明體" w:hint="eastAsia"/>
-          <w:lang w:eastAsia="zh-TW"/>
-        </w:rPr>
-        <w:t>波型</w:t>
-      </w:r>
-      <w:r>
-        <w:rPr>
-          <w:rFonts w:ascii="新細明體" w:eastAsia="新細明體" w:hAnsi="新細明體" w:hint="eastAsia"/>
-          <w:lang w:eastAsia="zh-TW"/>
-        </w:rPr>
-        <w:t>為</w:t>
+        <w:t>從spi_data可以看到輸出波型為</w:t>
       </w:r>
       <w:r>
         <w:rPr>
@@ -5065,7 +5038,7 @@
     <w:p>
       <w:pPr>
         <w:rPr>
-          <w:rFonts w:ascii="新細明體" w:eastAsia="新細明體" w:hAnsi="新細明體" w:hint="eastAsia"/>
+          <w:rFonts w:ascii="新細明體" w:eastAsia="新細明體" w:hAnsi="新細明體"/>
           <w:color w:val="FF0000"/>
           <w:lang w:eastAsia="zh-TW"/>
         </w:rPr>
@@ -5102,30 +5075,20 @@
           <w:szCs w:val="32"/>
           <w:lang w:eastAsia="zh-TW"/>
         </w:rPr>
-        <w:t xml:space="preserve"> </w:t>
-      </w:r>
-      <w:r>
-        <w:rPr>
-          <w:rFonts w:ascii="新細明體" w:eastAsia="新細明體" w:hAnsi="新細明體" w:hint="eastAsia"/>
-          <w:b/>
-          <w:bCs/>
-          <w:sz w:val="32"/>
-          <w:szCs w:val="32"/>
-          <w:lang w:eastAsia="zh-TW"/>
-        </w:rPr>
-        <w:t>(Trigger: load_data rising edge):</w:t>
-      </w:r>
-    </w:p>
-    <w:p>
-      <w:pPr>
-        <w:rPr>
-          <w:rFonts w:ascii="新細明體" w:eastAsia="新細明體" w:hAnsi="新細明體"/>
-          <w:lang w:eastAsia="zh-TW"/>
-        </w:rPr>
-      </w:pPr>
-      <w:r>
-        <w:rPr>
-          <w:rFonts w:ascii="新細明體" w:eastAsia="新細明體" w:hAnsi="新細明體"/>
+        <w:t xml:space="preserve"> (Trigger: load_data rising edge):</w:t>
+      </w:r>
+    </w:p>
+    <w:p>
+      <w:pPr>
+        <w:rPr>
+          <w:rFonts w:ascii="新細明體" w:eastAsia="新細明體" w:hAnsi="新細明體"/>
+          <w:lang w:eastAsia="zh-TW"/>
+        </w:rPr>
+      </w:pPr>
+      <w:r>
+        <w:rPr>
+          <w:rFonts w:ascii="新細明體" w:eastAsia="新細明體" w:hAnsi="新細明體"/>
+          <w:noProof/>
           <w:lang w:eastAsia="zh-TW"/>
         </w:rPr>
         <w:drawing>
@@ -5178,21 +5141,7 @@
           <w:rFonts w:ascii="新細明體" w:eastAsia="新細明體" w:hAnsi="新細明體" w:hint="eastAsia"/>
           <w:lang w:eastAsia="zh-TW"/>
         </w:rPr>
-        <w:t>從spi_data可以看到輸出波</w:t>
-      </w:r>
-      <w:r>
-        <w:rPr>
-          <w:rFonts w:ascii="新細明體" w:eastAsia="新細明體" w:hAnsi="新細明體" w:hint="eastAsia"/>
-          <w:lang w:eastAsia="zh-TW"/>
-        </w:rPr>
-        <w:t>型</w:t>
-      </w:r>
-      <w:r>
-        <w:rPr>
-          <w:rFonts w:ascii="新細明體" w:eastAsia="新細明體" w:hAnsi="新細明體" w:hint="eastAsia"/>
-          <w:lang w:eastAsia="zh-TW"/>
-        </w:rPr>
-        <w:t>為</w:t>
+        <w:t>從spi_data可以看到輸出波型為</w:t>
       </w:r>
       <w:r>
         <w:rPr>
@@ -5277,30 +5226,20 @@
           <w:szCs w:val="32"/>
           <w:lang w:eastAsia="zh-TW"/>
         </w:rPr>
-        <w:t xml:space="preserve"> </w:t>
-      </w:r>
-      <w:r>
-        <w:rPr>
-          <w:rFonts w:ascii="新細明體" w:eastAsia="新細明體" w:hAnsi="新細明體" w:hint="eastAsia"/>
-          <w:b/>
-          <w:bCs/>
-          <w:sz w:val="32"/>
-          <w:szCs w:val="32"/>
-          <w:lang w:eastAsia="zh-TW"/>
-        </w:rPr>
-        <w:t>(Trigger: load_data rising edge):</w:t>
-      </w:r>
-    </w:p>
-    <w:p>
-      <w:pPr>
-        <w:rPr>
-          <w:rFonts w:ascii="新細明體" w:eastAsia="新細明體" w:hAnsi="新細明體"/>
-          <w:lang w:eastAsia="zh-TW"/>
-        </w:rPr>
-      </w:pPr>
-      <w:r>
-        <w:rPr>
-          <w:rFonts w:ascii="新細明體" w:eastAsia="新細明體" w:hAnsi="新細明體"/>
+        <w:t xml:space="preserve"> (Trigger: load_data rising edge):</w:t>
+      </w:r>
+    </w:p>
+    <w:p>
+      <w:pPr>
+        <w:rPr>
+          <w:rFonts w:ascii="新細明體" w:eastAsia="新細明體" w:hAnsi="新細明體"/>
+          <w:lang w:eastAsia="zh-TW"/>
+        </w:rPr>
+      </w:pPr>
+      <w:r>
+        <w:rPr>
+          <w:rFonts w:ascii="新細明體" w:eastAsia="新細明體" w:hAnsi="新細明體"/>
+          <w:noProof/>
           <w:lang w:eastAsia="zh-TW"/>
         </w:rPr>
         <w:drawing>
@@ -5434,7 +5373,7 @@
           <w:szCs w:val="32"/>
           <w:lang w:eastAsia="zh-TW"/>
         </w:rPr>
-        <w:t>0</w:t>
+        <w:t>00</w:t>
       </w:r>
       <w:r>
         <w:rPr>
@@ -5445,7 +5384,7 @@
           <w:szCs w:val="32"/>
           <w:lang w:eastAsia="zh-TW"/>
         </w:rPr>
-        <w:t>0</w:t>
+        <w:t>1</w:t>
       </w:r>
       <w:r>
         <w:rPr>
@@ -5456,41 +5395,20 @@
           <w:szCs w:val="32"/>
           <w:lang w:eastAsia="zh-TW"/>
         </w:rPr>
-        <w:t>1</w:t>
-      </w:r>
-      <w:r>
-        <w:rPr>
-          <w:rFonts w:ascii="新細明體" w:eastAsia="新細明體" w:hAnsi="新細明體" w:hint="eastAsia"/>
-          <w:b/>
-          <w:bCs/>
-          <w:sz w:val="32"/>
-          <w:szCs w:val="32"/>
-          <w:lang w:eastAsia="zh-TW"/>
-        </w:rPr>
-        <w:t xml:space="preserve"> </w:t>
-      </w:r>
-      <w:r>
-        <w:rPr>
-          <w:rFonts w:ascii="新細明體" w:eastAsia="新細明體" w:hAnsi="新細明體" w:hint="eastAsia"/>
-          <w:b/>
-          <w:bCs/>
-          <w:sz w:val="32"/>
-          <w:szCs w:val="32"/>
-          <w:lang w:eastAsia="zh-TW"/>
-        </w:rPr>
-        <w:t>(Trigger: load_data rising edge):</w:t>
-      </w:r>
-    </w:p>
-    <w:p>
-      <w:pPr>
-        <w:rPr>
-          <w:rFonts w:ascii="新細明體" w:eastAsia="新細明體" w:hAnsi="新細明體"/>
-          <w:lang w:eastAsia="zh-TW"/>
-        </w:rPr>
-      </w:pPr>
-      <w:r>
-        <w:rPr>
-          <w:rFonts w:ascii="新細明體" w:eastAsia="新細明體" w:hAnsi="新細明體"/>
+        <w:t xml:space="preserve"> (Trigger: load_data rising edge):</w:t>
+      </w:r>
+    </w:p>
+    <w:p>
+      <w:pPr>
+        <w:rPr>
+          <w:rFonts w:ascii="新細明體" w:eastAsia="新細明體" w:hAnsi="新細明體"/>
+          <w:lang w:eastAsia="zh-TW"/>
+        </w:rPr>
+      </w:pPr>
+      <w:r>
+        <w:rPr>
+          <w:rFonts w:ascii="新細明體" w:eastAsia="新細明體" w:hAnsi="新細明體"/>
+          <w:noProof/>
           <w:lang w:eastAsia="zh-TW"/>
         </w:rPr>
         <w:drawing>
@@ -5645,7 +5563,7 @@
           <w:szCs w:val="32"/>
           <w:lang w:eastAsia="zh-TW"/>
         </w:rPr>
-        <w:t>1</w:t>
+        <w:t>0</w:t>
       </w:r>
       <w:r>
         <w:rPr>
@@ -5669,6 +5587,7 @@
       <w:r>
         <w:rPr>
           <w:rFonts w:ascii="新細明體" w:eastAsia="新細明體" w:hAnsi="新細明體"/>
+          <w:noProof/>
           <w:lang w:eastAsia="zh-TW"/>
         </w:rPr>
         <w:drawing>
@@ -5711,7 +5630,7 @@
     <w:p>
       <w:pPr>
         <w:rPr>
-          <w:rFonts w:ascii="新細明體" w:eastAsia="新細明體" w:hAnsi="新細明體" w:hint="eastAsia"/>
+          <w:rFonts w:ascii="新細明體" w:eastAsia="新細明體" w:hAnsi="新細明體"/>
           <w:lang w:eastAsia="zh-TW"/>
         </w:rPr>
       </w:pPr>
@@ -5790,39 +5709,39 @@
     <w:p>
       <w:pPr>
         <w:rPr>
-          <w:rFonts w:ascii="新細明體" w:eastAsia="新細明體" w:hAnsi="新細明體" w:hint="eastAsia"/>
-          <w:lang w:eastAsia="zh-TW"/>
-        </w:rPr>
-      </w:pPr>
-    </w:p>
-    <w:p>
-      <w:pPr>
-        <w:rPr>
-          <w:rFonts w:ascii="新細明體" w:eastAsia="新細明體" w:hAnsi="新細明體" w:hint="eastAsia"/>
-          <w:lang w:eastAsia="zh-TW"/>
-        </w:rPr>
-      </w:pPr>
-    </w:p>
-    <w:p>
-      <w:pPr>
-        <w:rPr>
-          <w:rFonts w:ascii="新細明體" w:eastAsia="新細明體" w:hAnsi="新細明體"/>
-          <w:lang w:eastAsia="zh-TW"/>
-        </w:rPr>
-      </w:pPr>
-    </w:p>
-    <w:p>
-      <w:pPr>
-        <w:rPr>
-          <w:rFonts w:ascii="新細明體" w:eastAsia="新細明體" w:hAnsi="新細明體"/>
-          <w:lang w:eastAsia="zh-TW"/>
-        </w:rPr>
-      </w:pPr>
-    </w:p>
-    <w:p>
-      <w:pPr>
-        <w:rPr>
-          <w:rFonts w:ascii="新細明體" w:eastAsia="新細明體" w:hAnsi="新細明體" w:hint="eastAsia"/>
+          <w:rFonts w:ascii="新細明體" w:eastAsia="新細明體" w:hAnsi="新細明體"/>
+          <w:lang w:eastAsia="zh-TW"/>
+        </w:rPr>
+      </w:pPr>
+    </w:p>
+    <w:p>
+      <w:pPr>
+        <w:rPr>
+          <w:rFonts w:ascii="新細明體" w:eastAsia="新細明體" w:hAnsi="新細明體"/>
+          <w:lang w:eastAsia="zh-TW"/>
+        </w:rPr>
+      </w:pPr>
+    </w:p>
+    <w:p>
+      <w:pPr>
+        <w:rPr>
+          <w:rFonts w:ascii="新細明體" w:eastAsia="新細明體" w:hAnsi="新細明體"/>
+          <w:lang w:eastAsia="zh-TW"/>
+        </w:rPr>
+      </w:pPr>
+    </w:p>
+    <w:p>
+      <w:pPr>
+        <w:rPr>
+          <w:rFonts w:ascii="新細明體" w:eastAsia="新細明體" w:hAnsi="新細明體"/>
+          <w:lang w:eastAsia="zh-TW"/>
+        </w:rPr>
+      </w:pPr>
+    </w:p>
+    <w:p>
+      <w:pPr>
+        <w:rPr>
+          <w:rFonts w:ascii="新細明體" w:eastAsia="新細明體" w:hAnsi="新細明體"/>
           <w:b/>
           <w:bCs/>
           <w:sz w:val="32"/>
@@ -5853,6 +5772,7 @@
       <w:r>
         <w:rPr>
           <w:rFonts w:ascii="新細明體" w:eastAsia="新細明體" w:hAnsi="新細明體"/>
+          <w:noProof/>
           <w:lang w:eastAsia="zh-TW"/>
         </w:rPr>
         <w:drawing>
@@ -5910,6 +5830,7 @@
       <w:r>
         <w:rPr>
           <w:rFonts w:ascii="新細明體" w:eastAsia="新細明體" w:hAnsi="新細明體"/>
+          <w:noProof/>
           <w:lang w:eastAsia="zh-TW"/>
         </w:rPr>
         <w:drawing>
@@ -5952,7 +5873,7 @@
     <w:p>
       <w:pPr>
         <w:rPr>
-          <w:rFonts w:ascii="新細明體" w:eastAsia="新細明體" w:hAnsi="新細明體" w:hint="eastAsia"/>
+          <w:rFonts w:ascii="新細明體" w:eastAsia="新細明體" w:hAnsi="新細明體"/>
           <w:color w:val="000000" w:themeColor="text1"/>
           <w:lang w:eastAsia="zh-TW"/>
         </w:rPr>
@@ -6048,7 +5969,7 @@
     <w:p>
       <w:pPr>
         <w:rPr>
-          <w:rFonts w:ascii="新細明體" w:eastAsia="新細明體" w:hAnsi="新細明體" w:hint="eastAsia"/>
+          <w:rFonts w:ascii="新細明體" w:eastAsia="新細明體" w:hAnsi="新細明體"/>
           <w:lang w:eastAsia="zh-TW"/>
         </w:rPr>
       </w:pPr>
@@ -8202,6 +8123,7 @@
   <w:style w:type="character" w:default="1" w:styleId="DefaultParagraphFont">
     <w:name w:val="Default Paragraph Font"/>
     <w:uiPriority w:val="1"/>
+    <w:semiHidden/>
     <w:unhideWhenUsed/>
   </w:style>
   <w:style w:type="table" w:default="1" w:styleId="TableNormal">
